--- a/Rodrigo/React PHP/Rodrigo Fernandez.docx
+++ b/Rodrigo/React PHP/Rodrigo Fernandez.docx
@@ -179,15 +179,7 @@
         <w:rPr>
           <w:szCs w:val="24"/>
         </w:rPr>
-        <w:t>www.linke</w:t>
-      </w:r>
-      <w:bookmarkStart w:id="0" w:name="_GoBack"/>
-      <w:bookmarkEnd w:id="0"/>
-      <w:r>
-        <w:rPr>
-          <w:szCs w:val="24"/>
-        </w:rPr>
-        <w:t>din.com/in/rodrigobermejo-fernández-9a5a0664</w:t>
+        <w:t>www.linkedin.com/in/rodrigobermejo-fernández-9a5a0664</w:t>
       </w:r>
       <w:r>
         <w:rPr>
@@ -945,6 +937,7 @@
           <w:numId w:val="15"/>
         </w:numPr>
         <w:spacing w:before="100" w:beforeAutospacing="1" w:after="100" w:afterAutospacing="1"/>
+        <w:jc w:val="both"/>
         <w:rPr>
           <w:szCs w:val="24"/>
         </w:rPr>
@@ -1023,6 +1016,7 @@
           <w:numId w:val="15"/>
         </w:numPr>
         <w:spacing w:before="100" w:beforeAutospacing="1" w:after="100" w:afterAutospacing="1"/>
+        <w:jc w:val="both"/>
         <w:rPr>
           <w:szCs w:val="24"/>
         </w:rPr>
@@ -1105,6 +1099,7 @@
           <w:numId w:val="15"/>
         </w:numPr>
         <w:spacing w:before="100" w:beforeAutospacing="1" w:after="100" w:afterAutospacing="1"/>
+        <w:jc w:val="both"/>
         <w:rPr>
           <w:szCs w:val="24"/>
         </w:rPr>
@@ -1161,6 +1156,7 @@
           <w:numId w:val="15"/>
         </w:numPr>
         <w:spacing w:before="100" w:beforeAutospacing="1" w:after="100" w:afterAutospacing="1"/>
+        <w:jc w:val="both"/>
         <w:rPr>
           <w:szCs w:val="24"/>
         </w:rPr>
@@ -1210,6 +1206,7 @@
           <w:numId w:val="15"/>
         </w:numPr>
         <w:spacing w:before="100" w:beforeAutospacing="1" w:after="100" w:afterAutospacing="1"/>
+        <w:jc w:val="both"/>
         <w:rPr>
           <w:szCs w:val="24"/>
         </w:rPr>
@@ -1266,6 +1263,7 @@
           <w:numId w:val="15"/>
         </w:numPr>
         <w:spacing w:before="100" w:beforeAutospacing="1" w:after="100" w:afterAutospacing="1"/>
+        <w:jc w:val="both"/>
         <w:rPr>
           <w:szCs w:val="24"/>
         </w:rPr>
@@ -1298,6 +1296,7 @@
           <w:numId w:val="15"/>
         </w:numPr>
         <w:spacing w:before="100" w:beforeAutospacing="1" w:after="100" w:afterAutospacing="1"/>
+        <w:jc w:val="both"/>
         <w:rPr>
           <w:szCs w:val="24"/>
         </w:rPr>
@@ -1358,6 +1357,7 @@
           <w:numId w:val="15"/>
         </w:numPr>
         <w:spacing w:before="100" w:beforeAutospacing="1" w:after="100" w:afterAutospacing="1"/>
+        <w:jc w:val="both"/>
         <w:rPr>
           <w:szCs w:val="24"/>
         </w:rPr>
@@ -1376,6 +1376,7 @@
           <w:numId w:val="15"/>
         </w:numPr>
         <w:spacing w:before="100" w:beforeAutospacing="1" w:after="100" w:afterAutospacing="1"/>
+        <w:jc w:val="both"/>
         <w:rPr>
           <w:szCs w:val="24"/>
         </w:rPr>
@@ -1394,6 +1395,7 @@
           <w:numId w:val="15"/>
         </w:numPr>
         <w:spacing w:before="100" w:beforeAutospacing="1" w:after="100" w:afterAutospacing="1"/>
+        <w:jc w:val="both"/>
         <w:rPr>
           <w:szCs w:val="24"/>
         </w:rPr>
@@ -1440,6 +1442,7 @@
           <w:numId w:val="15"/>
         </w:numPr>
         <w:spacing w:before="100" w:beforeAutospacing="1" w:after="100" w:afterAutospacing="1"/>
+        <w:jc w:val="both"/>
         <w:rPr>
           <w:szCs w:val="24"/>
         </w:rPr>
@@ -1486,6 +1489,7 @@
           <w:numId w:val="15"/>
         </w:numPr>
         <w:spacing w:before="100" w:beforeAutospacing="1" w:after="100" w:afterAutospacing="1"/>
+        <w:jc w:val="both"/>
         <w:rPr>
           <w:szCs w:val="24"/>
         </w:rPr>
@@ -1542,9 +1546,10 @@
     </w:p>
     <w:p>
       <w:pPr>
+        <w:pStyle w:val="ListParagraph"/>
         <w:numPr>
           <w:ilvl w:val="0"/>
-          <w:numId w:val="21"/>
+          <w:numId w:val="24"/>
         </w:numPr>
         <w:spacing w:before="100" w:beforeAutospacing="1" w:after="100" w:afterAutospacing="1"/>
         <w:jc w:val="both"/>
@@ -1570,25 +1575,15 @@
         <w:rPr>
           <w:szCs w:val="24"/>
         </w:rPr>
-        <w:t xml:space="preserve"> and healthcare workflow applications using </w:t>
-      </w:r>
-      <w:proofErr w:type="gramStart"/>
-      <w:r>
-        <w:rPr>
-          <w:b/>
-          <w:bCs/>
-          <w:szCs w:val="24"/>
-        </w:rPr>
-        <w:t>React</w:t>
-      </w:r>
-      <w:proofErr w:type="gramEnd"/>
-      <w:r>
-        <w:rPr>
-          <w:b/>
-          <w:bCs/>
-          <w:szCs w:val="24"/>
-        </w:rPr>
-        <w:t xml:space="preserve"> 16.x–17.x</w:t>
+        <w:t xml:space="preserve">, healthcare workflow, and client portal applications using </w:t>
+      </w:r>
+      <w:r>
+        <w:rPr>
+          <w:b/>
+          <w:bCs/>
+          <w:szCs w:val="24"/>
+        </w:rPr>
+        <w:t>React 15.x–16.x</w:t>
       </w:r>
       <w:r>
         <w:rPr>
@@ -1602,7 +1597,7 @@
           <w:bCs/>
           <w:szCs w:val="24"/>
         </w:rPr>
-        <w:t>PHP 7.4–8.0</w:t>
+        <w:t>PHP 7.0–7.4</w:t>
       </w:r>
       <w:r>
         <w:rPr>
@@ -1613,6 +1608,8 @@
       <w:proofErr w:type="spellStart"/>
       <w:r>
         <w:rPr>
+          <w:b/>
+          <w:bCs/>
           <w:szCs w:val="24"/>
         </w:rPr>
         <w:t>Laravel</w:t>
@@ -1620,13 +1617,23 @@
       <w:proofErr w:type="spellEnd"/>
       <w:r>
         <w:rPr>
-          <w:szCs w:val="24"/>
-        </w:rPr>
-        <w:t xml:space="preserve"> 7.x–8.x, </w:t>
+          <w:b/>
+          <w:bCs/>
+          <w:szCs w:val="24"/>
+        </w:rPr>
+        <w:t xml:space="preserve"> 5.3–6.x</w:t>
+      </w:r>
+      <w:r>
+        <w:rPr>
+          <w:szCs w:val="24"/>
+        </w:rPr>
+        <w:t xml:space="preserve">, </w:t>
       </w:r>
       <w:proofErr w:type="spellStart"/>
       <w:r>
         <w:rPr>
+          <w:b/>
+          <w:bCs/>
           <w:szCs w:val="24"/>
         </w:rPr>
         <w:t>Symfony</w:t>
@@ -1634,13 +1641,37 @@
       <w:proofErr w:type="spellEnd"/>
       <w:r>
         <w:rPr>
-          <w:szCs w:val="24"/>
-        </w:rPr>
-        <w:t xml:space="preserve"> 4.x–5.x, MySQL, </w:t>
+          <w:b/>
+          <w:bCs/>
+          <w:szCs w:val="24"/>
+        </w:rPr>
+        <w:t xml:space="preserve"> 3.x–4.x</w:t>
+      </w:r>
+      <w:r>
+        <w:rPr>
+          <w:szCs w:val="24"/>
+        </w:rPr>
+        <w:t xml:space="preserve">, </w:t>
+      </w:r>
+      <w:r>
+        <w:rPr>
+          <w:b/>
+          <w:bCs/>
+          <w:szCs w:val="24"/>
+        </w:rPr>
+        <w:t>MySQL 5.7</w:t>
+      </w:r>
+      <w:r>
+        <w:rPr>
+          <w:szCs w:val="24"/>
+        </w:rPr>
+        <w:t xml:space="preserve">, </w:t>
       </w:r>
       <w:proofErr w:type="spellStart"/>
       <w:r>
         <w:rPr>
+          <w:b/>
+          <w:bCs/>
           <w:szCs w:val="24"/>
         </w:rPr>
         <w:t>Redis</w:t>
@@ -1648,16 +1679,25 @@
       <w:proofErr w:type="spellEnd"/>
       <w:r>
         <w:rPr>
-          <w:szCs w:val="24"/>
-        </w:rPr>
-        <w:t>, and REST APIs for multi-tenant client environments.</w:t>
+          <w:b/>
+          <w:bCs/>
+          <w:szCs w:val="24"/>
+        </w:rPr>
+        <w:t xml:space="preserve"> 3.x–5.x</w:t>
+      </w:r>
+      <w:r>
+        <w:rPr>
+          <w:szCs w:val="24"/>
+        </w:rPr>
+        <w:t>, and REST APIs for multi-tenant business environments.</w:t>
       </w:r>
     </w:p>
     <w:p>
       <w:pPr>
+        <w:pStyle w:val="ListParagraph"/>
         <w:numPr>
           <w:ilvl w:val="0"/>
-          <w:numId w:val="21"/>
+          <w:numId w:val="24"/>
         </w:numPr>
         <w:spacing w:before="100" w:beforeAutospacing="1" w:after="100" w:afterAutospacing="1"/>
         <w:jc w:val="both"/>
@@ -1669,7 +1709,21 @@
         <w:rPr>
           <w:szCs w:val="24"/>
         </w:rPr>
-        <w:t xml:space="preserve">Implemented a new appointment scheduling feature with React calendar views, </w:t>
+        <w:t xml:space="preserve">Implemented appointment scheduling workflows with </w:t>
+      </w:r>
+      <w:r>
+        <w:rPr>
+          <w:b/>
+          <w:bCs/>
+          <w:szCs w:val="24"/>
+        </w:rPr>
+        <w:t>React 16.x</w:t>
+      </w:r>
+      <w:r>
+        <w:rPr>
+          <w:szCs w:val="24"/>
+        </w:rPr>
+        <w:t xml:space="preserve"> calendar views, </w:t>
       </w:r>
       <w:proofErr w:type="spellStart"/>
       <w:r>
@@ -1683,7 +1737,7 @@
         <w:rPr>
           <w:szCs w:val="24"/>
         </w:rPr>
-        <w:t xml:space="preserve"> validation rules, </w:t>
+        <w:t xml:space="preserve"> validation, </w:t>
       </w:r>
       <w:proofErr w:type="spellStart"/>
       <w:r>
@@ -1697,7 +1751,7 @@
         <w:rPr>
           <w:szCs w:val="24"/>
         </w:rPr>
-        <w:t xml:space="preserve">-safe date handling, and notification jobs that reduced manual scheduling work by </w:t>
+        <w:t xml:space="preserve">-safe date handling, and queued email notifications that reduced manual scheduling effort by </w:t>
       </w:r>
       <w:r>
         <w:rPr>
@@ -1716,9 +1770,10 @@
     </w:p>
     <w:p>
       <w:pPr>
+        <w:pStyle w:val="ListParagraph"/>
         <w:numPr>
           <w:ilvl w:val="0"/>
-          <w:numId w:val="21"/>
+          <w:numId w:val="24"/>
         </w:numPr>
         <w:spacing w:before="100" w:beforeAutospacing="1" w:after="100" w:afterAutospacing="1"/>
         <w:jc w:val="both"/>
@@ -1730,7 +1785,7 @@
         <w:rPr>
           <w:szCs w:val="24"/>
         </w:rPr>
-        <w:t xml:space="preserve">Fixed a critical checkout bug caused by duplicate payment callbacks by adding </w:t>
+        <w:t xml:space="preserve">Fixed a critical checkout issue caused by duplicate payment callbacks by adding </w:t>
       </w:r>
       <w:proofErr w:type="spellStart"/>
       <w:r>
@@ -1744,14 +1799,15 @@
         <w:rPr>
           <w:szCs w:val="24"/>
         </w:rPr>
-        <w:t xml:space="preserve"> signature checks, idempotent transaction storage, and defensive retry handling across PHP service classes.</w:t>
+        <w:t xml:space="preserve"> signature validation, idempotent transaction records, and defensive retry handling in PHP service classes.</w:t>
       </w:r>
     </w:p>
     <w:p>
       <w:pPr>
+        <w:pStyle w:val="ListParagraph"/>
         <w:numPr>
           <w:ilvl w:val="0"/>
-          <w:numId w:val="21"/>
+          <w:numId w:val="24"/>
         </w:numPr>
         <w:spacing w:before="100" w:beforeAutospacing="1" w:after="100" w:afterAutospacing="1"/>
         <w:jc w:val="both"/>
@@ -1763,28 +1819,29 @@
         <w:rPr>
           <w:szCs w:val="24"/>
         </w:rPr>
-        <w:t xml:space="preserve">Migrated legacy jQuery-heavy screens into </w:t>
-      </w:r>
-      <w:r>
-        <w:rPr>
-          <w:b/>
-          <w:bCs/>
-          <w:szCs w:val="24"/>
-        </w:rPr>
-        <w:t>React 17.x</w:t>
-      </w:r>
-      <w:r>
-        <w:rPr>
-          <w:szCs w:val="24"/>
-        </w:rPr>
-        <w:t xml:space="preserve"> modules while preserving server-rendered PHP routes, allowing the team to modernize the UI gradually without rewriting the whole platform.</w:t>
+        <w:t xml:space="preserve">Migrated legacy jQuery-heavy screens into reusable </w:t>
+      </w:r>
+      <w:r>
+        <w:rPr>
+          <w:b/>
+          <w:bCs/>
+          <w:szCs w:val="24"/>
+        </w:rPr>
+        <w:t>React 16.x</w:t>
+      </w:r>
+      <w:r>
+        <w:rPr>
+          <w:szCs w:val="24"/>
+        </w:rPr>
+        <w:t xml:space="preserve"> modules while preserving server-rendered PHP routes, allowing gradual UI modernization without a full platform rewrite.</w:t>
       </w:r>
     </w:p>
     <w:p>
       <w:pPr>
+        <w:pStyle w:val="ListParagraph"/>
         <w:numPr>
           <w:ilvl w:val="0"/>
-          <w:numId w:val="21"/>
+          <w:numId w:val="24"/>
         </w:numPr>
         <w:spacing w:before="100" w:beforeAutospacing="1" w:after="100" w:afterAutospacing="1"/>
         <w:jc w:val="both"/>
@@ -1810,11 +1867,21 @@
         <w:rPr>
           <w:szCs w:val="24"/>
         </w:rPr>
-        <w:t xml:space="preserve"> API endpoints by replacing N+1 </w:t>
+        <w:t xml:space="preserve"> API endpoints by replacing </w:t>
+      </w:r>
+      <w:r>
+        <w:rPr>
+          <w:b/>
+          <w:bCs/>
+          <w:szCs w:val="24"/>
+        </w:rPr>
+        <w:t xml:space="preserve">N+1 </w:t>
       </w:r>
       <w:proofErr w:type="gramStart"/>
       <w:r>
         <w:rPr>
+          <w:b/>
+          <w:bCs/>
           <w:szCs w:val="24"/>
         </w:rPr>
         <w:t>Eloquent</w:t>
@@ -1822,9 +1889,17 @@
       <w:proofErr w:type="gramEnd"/>
       <w:r>
         <w:rPr>
-          <w:szCs w:val="24"/>
-        </w:rPr>
-        <w:t xml:space="preserve"> queries with eager loading, pagination, and selected columns, improving average product listing response time by </w:t>
+          <w:b/>
+          <w:bCs/>
+          <w:szCs w:val="24"/>
+        </w:rPr>
+        <w:t xml:space="preserve"> queries</w:t>
+      </w:r>
+      <w:r>
+        <w:rPr>
+          <w:szCs w:val="24"/>
+        </w:rPr>
+        <w:t xml:space="preserve"> with eager loading, pagination, selected columns, and indexes, improving product listing response time by </w:t>
       </w:r>
       <w:r>
         <w:rPr>
@@ -1843,9 +1918,10 @@
     </w:p>
     <w:p>
       <w:pPr>
+        <w:pStyle w:val="ListParagraph"/>
         <w:numPr>
           <w:ilvl w:val="0"/>
-          <w:numId w:val="21"/>
+          <w:numId w:val="24"/>
         </w:numPr>
         <w:spacing w:before="100" w:beforeAutospacing="1" w:after="100" w:afterAutospacing="1"/>
         <w:jc w:val="both"/>
@@ -1857,13 +1933,27 @@
         <w:rPr>
           <w:szCs w:val="24"/>
         </w:rPr>
-        <w:t xml:space="preserve">Built reusable form components with React Hook Form, Yup validation, and </w:t>
+        <w:t xml:space="preserve">Built reusable form components with controlled React inputs, </w:t>
       </w:r>
       <w:proofErr w:type="spellStart"/>
       <w:r>
         <w:rPr>
           <w:szCs w:val="24"/>
         </w:rPr>
+        <w:t>Formik</w:t>
+      </w:r>
+      <w:proofErr w:type="spellEnd"/>
+      <w:r>
+        <w:rPr>
+          <w:szCs w:val="24"/>
+        </w:rPr>
+        <w:t xml:space="preserve">-style validation patterns, and </w:t>
+      </w:r>
+      <w:proofErr w:type="spellStart"/>
+      <w:r>
+        <w:rPr>
+          <w:szCs w:val="24"/>
+        </w:rPr>
         <w:t>TypeScript</w:t>
       </w:r>
       <w:proofErr w:type="spellEnd"/>
@@ -1871,14 +1961,15 @@
         <w:rPr>
           <w:szCs w:val="24"/>
         </w:rPr>
-        <w:t xml:space="preserve"> interfaces, helping frontend developers handle complex business rules without duplicating validation logic.</w:t>
+        <w:t xml:space="preserve"> 2.x–3.x interfaces to support complex business rules more consistently.</w:t>
       </w:r>
     </w:p>
     <w:p>
       <w:pPr>
+        <w:pStyle w:val="ListParagraph"/>
         <w:numPr>
           <w:ilvl w:val="0"/>
-          <w:numId w:val="21"/>
+          <w:numId w:val="24"/>
         </w:numPr>
         <w:spacing w:before="100" w:beforeAutospacing="1" w:after="100" w:afterAutospacing="1"/>
         <w:jc w:val="both"/>
@@ -1890,7 +1981,21 @@
         <w:rPr>
           <w:szCs w:val="24"/>
         </w:rPr>
-        <w:t xml:space="preserve">Resolved session timeout and CSRF token issues in mixed PHP and React pages by aligning cookie settings, </w:t>
+        <w:t xml:space="preserve">Resolved session timeout and </w:t>
+      </w:r>
+      <w:r>
+        <w:rPr>
+          <w:b/>
+          <w:bCs/>
+          <w:szCs w:val="24"/>
+        </w:rPr>
+        <w:t>CSRF token</w:t>
+      </w:r>
+      <w:r>
+        <w:rPr>
+          <w:szCs w:val="24"/>
+        </w:rPr>
+        <w:t xml:space="preserve"> issues in mixed PHP and React pages by aligning cookie settings, </w:t>
       </w:r>
       <w:proofErr w:type="spellStart"/>
       <w:r>
@@ -1904,14 +2009,15 @@
         <w:rPr>
           <w:szCs w:val="24"/>
         </w:rPr>
-        <w:t xml:space="preserve"> policies, token refresh behavior, and reverse proxy headers.</w:t>
+        <w:t xml:space="preserve"> behavior, token refresh logic, and reverse proxy headers.</w:t>
       </w:r>
     </w:p>
     <w:p>
       <w:pPr>
+        <w:pStyle w:val="ListParagraph"/>
         <w:numPr>
           <w:ilvl w:val="0"/>
-          <w:numId w:val="21"/>
+          <w:numId w:val="24"/>
         </w:numPr>
         <w:spacing w:before="100" w:beforeAutospacing="1" w:after="100" w:afterAutospacing="1"/>
         <w:jc w:val="both"/>
@@ -1923,11 +2029,13 @@
         <w:rPr>
           <w:szCs w:val="24"/>
         </w:rPr>
-        <w:t xml:space="preserve">Created </w:t>
+        <w:t xml:space="preserve">Created practical </w:t>
       </w:r>
       <w:proofErr w:type="spellStart"/>
       <w:r>
         <w:rPr>
+          <w:b/>
+          <w:bCs/>
           <w:szCs w:val="24"/>
         </w:rPr>
         <w:t>PHPUnit</w:t>
@@ -1935,6 +2043,14 @@
       <w:proofErr w:type="spellEnd"/>
       <w:r>
         <w:rPr>
+          <w:b/>
+          <w:bCs/>
+          <w:szCs w:val="24"/>
+        </w:rPr>
+        <w:t xml:space="preserve"> 6.x–8.x</w:t>
+      </w:r>
+      <w:r>
+        <w:rPr>
           <w:szCs w:val="24"/>
         </w:rPr>
         <w:t xml:space="preserve"> coverage for pricing, discount, tax, and inventory calculation services, </w:t>
@@ -1951,14 +2067,15 @@
         <w:rPr>
           <w:szCs w:val="24"/>
         </w:rPr>
-        <w:t xml:space="preserve"> regression bugs in release cycles where business rules changed frequently.</w:t>
+        <w:t xml:space="preserve"> regression bugs during frequent business rule changes.</w:t>
       </w:r>
     </w:p>
     <w:p>
       <w:pPr>
+        <w:pStyle w:val="ListParagraph"/>
         <w:numPr>
           <w:ilvl w:val="0"/>
-          <w:numId w:val="21"/>
+          <w:numId w:val="24"/>
         </w:numPr>
         <w:spacing w:before="100" w:beforeAutospacing="1" w:after="100" w:afterAutospacing="1"/>
         <w:jc w:val="both"/>
@@ -1970,7 +2087,7 @@
         <w:rPr>
           <w:szCs w:val="24"/>
         </w:rPr>
-        <w:t xml:space="preserve">Integrated third-party CRM and shipping APIs using </w:t>
+        <w:t xml:space="preserve">Integrated third-party CRM, shipping, and notification APIs using </w:t>
       </w:r>
       <w:proofErr w:type="spellStart"/>
       <w:r>
@@ -1984,21 +2101,21 @@
         <w:rPr>
           <w:szCs w:val="24"/>
         </w:rPr>
-        <w:t xml:space="preserve"> </w:t>
-      </w:r>
-      <w:proofErr w:type="gramStart"/>
-      <w:r>
-        <w:rPr>
-          <w:szCs w:val="24"/>
-        </w:rPr>
-        <w:t>jobs,</w:t>
-      </w:r>
-      <w:proofErr w:type="gramEnd"/>
-      <w:r>
-        <w:rPr>
-          <w:szCs w:val="24"/>
-        </w:rPr>
-        <w:t xml:space="preserve"> retry queues, and error logging, reducing failed external synchronization cases by </w:t>
+        <w:t xml:space="preserve"> jobs, retry queues, </w:t>
+      </w:r>
+      <w:proofErr w:type="spellStart"/>
+      <w:r>
+        <w:rPr>
+          <w:szCs w:val="24"/>
+        </w:rPr>
+        <w:t>Redis</w:t>
+      </w:r>
+      <w:proofErr w:type="spellEnd"/>
+      <w:r>
+        <w:rPr>
+          <w:szCs w:val="24"/>
+        </w:rPr>
+        <w:t xml:space="preserve">-backed workers, and structured error logging, reducing failed sync cases by </w:t>
       </w:r>
       <w:r>
         <w:rPr>
@@ -2012,14 +2129,15 @@
         <w:rPr>
           <w:szCs w:val="24"/>
         </w:rPr>
-        <w:t xml:space="preserve"> after production rollout.</w:t>
+        <w:t>.</w:t>
       </w:r>
     </w:p>
     <w:p>
       <w:pPr>
+        <w:pStyle w:val="ListParagraph"/>
         <w:numPr>
           <w:ilvl w:val="0"/>
-          <w:numId w:val="21"/>
+          <w:numId w:val="24"/>
         </w:numPr>
         <w:spacing w:before="100" w:beforeAutospacing="1" w:after="100" w:afterAutospacing="1"/>
         <w:jc w:val="both"/>
@@ -2031,28 +2149,15 @@
         <w:rPr>
           <w:szCs w:val="24"/>
         </w:rPr>
-        <w:t xml:space="preserve">Worked closely with designers and product owners to convert </w:t>
-      </w:r>
-      <w:proofErr w:type="spellStart"/>
-      <w:r>
-        <w:rPr>
-          <w:szCs w:val="24"/>
-        </w:rPr>
-        <w:t>Figma</w:t>
-      </w:r>
-      <w:proofErr w:type="spellEnd"/>
-      <w:r>
-        <w:rPr>
-          <w:szCs w:val="24"/>
-        </w:rPr>
-        <w:t xml:space="preserve"> workflows into responsive React interfaces, balancing pixel accuracy, accessibility, and backend API constraints.</w:t>
+        <w:t>Worked closely with designers and product owners to convert approved UI mockups into responsive React interfaces while balancing accessibility, API limits, and delivery deadlines.</w:t>
       </w:r>
     </w:p>
     <w:p>
       <w:pPr>
+        <w:pStyle w:val="ListParagraph"/>
         <w:numPr>
           <w:ilvl w:val="0"/>
-          <w:numId w:val="21"/>
+          <w:numId w:val="24"/>
         </w:numPr>
         <w:spacing w:before="100" w:beforeAutospacing="1" w:after="100" w:afterAutospacing="1"/>
         <w:jc w:val="both"/>
@@ -2064,23 +2169,38 @@
         <w:rPr>
           <w:szCs w:val="24"/>
         </w:rPr>
-        <w:t>Supported production releases by reviewing pull requests, validating database migrations, monitoring error logs, and quickly patching React or PHP defects discovered after deployment.</w:t>
+        <w:t xml:space="preserve">Supported production releases by reviewing pull requests, validating database migrations, monitoring </w:t>
+      </w:r>
+      <w:proofErr w:type="spellStart"/>
+      <w:r>
+        <w:rPr>
+          <w:szCs w:val="24"/>
+        </w:rPr>
+        <w:t>Laravel</w:t>
+      </w:r>
+      <w:proofErr w:type="spellEnd"/>
+      <w:r>
+        <w:rPr>
+          <w:szCs w:val="24"/>
+        </w:rPr>
+        <w:t xml:space="preserve"> logs, and quickly patching React or PHP defects found after deployment.</w:t>
       </w:r>
     </w:p>
     <w:p>
       <w:pPr>
-        <w:pStyle w:val="NoSpacing"/>
-      </w:pPr>
-    </w:p>
-    <w:p>
-      <w:pPr>
-        <w:pStyle w:val="NoSpacing"/>
-      </w:pPr>
-    </w:p>
-    <w:p>
-      <w:pPr>
-        <w:pStyle w:val="NoSpacing"/>
-      </w:pPr>
+        <w:numPr>
+          <w:ilvl w:val="0"/>
+          <w:numId w:val="0"/>
+        </w:numPr>
+        <w:spacing w:before="100" w:beforeAutospacing="1" w:after="100" w:afterAutospacing="1"/>
+        <w:ind w:left="360" w:hanging="360"/>
+        <w:jc w:val="both"/>
+        <w:rPr>
+          <w:szCs w:val="24"/>
+        </w:rPr>
+      </w:pPr>
+      <w:bookmarkStart w:id="0" w:name="_GoBack"/>
+      <w:bookmarkEnd w:id="0"/>
     </w:p>
     <w:p>
       <w:pPr>
@@ -2159,15 +2279,15 @@
         <w:rPr>
           <w:szCs w:val="24"/>
         </w:rPr>
-        <w:t xml:space="preserve">Built digital marketing, subscription, and content management platforms using </w:t>
-      </w:r>
-      <w:r>
-        <w:rPr>
-          <w:b/>
-          <w:bCs/>
-          <w:szCs w:val="24"/>
-        </w:rPr>
-        <w:t>PHP 7.x</w:t>
+        <w:t xml:space="preserve">Built digital marketing, subscription, and CMS platforms using </w:t>
+      </w:r>
+      <w:r>
+        <w:rPr>
+          <w:b/>
+          <w:bCs/>
+          <w:szCs w:val="24"/>
+        </w:rPr>
+        <w:t>PHP 5.5–7.0</w:t>
       </w:r>
       <w:r>
         <w:rPr>
@@ -2178,6 +2298,8 @@
       <w:proofErr w:type="spellStart"/>
       <w:r>
         <w:rPr>
+          <w:b/>
+          <w:bCs/>
           <w:szCs w:val="24"/>
         </w:rPr>
         <w:t>Laravel</w:t>
@@ -2185,23 +2307,59 @@
       <w:proofErr w:type="spellEnd"/>
       <w:r>
         <w:rPr>
-          <w:szCs w:val="24"/>
-        </w:rPr>
-        <w:t xml:space="preserve"> 5.x–7.x, early </w:t>
-      </w:r>
-      <w:r>
-        <w:rPr>
-          <w:b/>
-          <w:bCs/>
-          <w:szCs w:val="24"/>
-        </w:rPr>
-        <w:t>React 15.x–16.x</w:t>
-      </w:r>
-      <w:r>
-        <w:rPr>
-          <w:szCs w:val="24"/>
-        </w:rPr>
-        <w:t>, MySQL, Bootstrap, jQuery, REST APIs, and Apache/Nginx hosting.</w:t>
+          <w:b/>
+          <w:bCs/>
+          <w:szCs w:val="24"/>
+        </w:rPr>
+        <w:t xml:space="preserve"> 4.2–5.3</w:t>
+      </w:r>
+      <w:r>
+        <w:rPr>
+          <w:szCs w:val="24"/>
+        </w:rPr>
+        <w:t xml:space="preserve">, </w:t>
+      </w:r>
+      <w:r>
+        <w:rPr>
+          <w:b/>
+          <w:bCs/>
+          <w:szCs w:val="24"/>
+        </w:rPr>
+        <w:t>MySQL 5.x</w:t>
+      </w:r>
+      <w:r>
+        <w:rPr>
+          <w:szCs w:val="24"/>
+        </w:rPr>
+        <w:t xml:space="preserve">, </w:t>
+      </w:r>
+      <w:r>
+        <w:rPr>
+          <w:b/>
+          <w:bCs/>
+          <w:szCs w:val="24"/>
+        </w:rPr>
+        <w:t>Bootstrap 3.x</w:t>
+      </w:r>
+      <w:r>
+        <w:rPr>
+          <w:szCs w:val="24"/>
+        </w:rPr>
+        <w:t xml:space="preserve">, </w:t>
+      </w:r>
+      <w:r>
+        <w:rPr>
+          <w:b/>
+          <w:bCs/>
+          <w:szCs w:val="24"/>
+        </w:rPr>
+        <w:t>jQuery 1.x–2.x</w:t>
+      </w:r>
+      <w:r>
+        <w:rPr>
+          <w:szCs w:val="24"/>
+        </w:rPr>
+        <w:t>, REST endpoints, and Apache/Nginx hosting.</w:t>
       </w:r>
     </w:p>
     <w:p>
@@ -2220,21 +2378,21 @@
         <w:rPr>
           <w:szCs w:val="24"/>
         </w:rPr>
-        <w:t xml:space="preserve">Implemented a React-based campaign analytics dashboard connected to </w:t>
-      </w:r>
-      <w:proofErr w:type="spellStart"/>
-      <w:r>
-        <w:rPr>
-          <w:szCs w:val="24"/>
-        </w:rPr>
-        <w:t>Laravel</w:t>
-      </w:r>
-      <w:proofErr w:type="spellEnd"/>
-      <w:r>
-        <w:rPr>
-          <w:szCs w:val="24"/>
-        </w:rPr>
-        <w:t xml:space="preserve"> APIs, giving marketing users faster visibility into conversions, traffic channels, and revenue trends across client accounts.</w:t>
+        <w:t xml:space="preserve">Introduced early </w:t>
+      </w:r>
+      <w:r>
+        <w:rPr>
+          <w:b/>
+          <w:bCs/>
+          <w:szCs w:val="24"/>
+        </w:rPr>
+        <w:t>React 0.14–15.x</w:t>
+      </w:r>
+      <w:r>
+        <w:rPr>
+          <w:szCs w:val="24"/>
+        </w:rPr>
+        <w:t xml:space="preserve"> only for selected campaign dashboard widgets where dynamic filtering, chart refresh, and client-side state improved the marketing team workflow.</w:t>
       </w:r>
     </w:p>
     <w:p>
@@ -2253,7 +2411,7 @@
         <w:rPr>
           <w:szCs w:val="24"/>
         </w:rPr>
-        <w:t xml:space="preserve">Reworked slow CMS pages by optimizing PHP template rendering, compressing assets, reducing unnecessary database calls, and improving average page speed scores by </w:t>
+        <w:t xml:space="preserve">Reworked slow CMS pages by optimizing PHP template rendering, reducing unnecessary MySQL queries, compressing frontend assets, and improving average page speed by </w:t>
       </w:r>
       <w:r>
         <w:rPr>
@@ -2286,7 +2444,7 @@
         <w:rPr>
           <w:szCs w:val="24"/>
         </w:rPr>
-        <w:t>Fixed a recurring image upload failure caused by file permission differences between staging and production by standardizing storage paths, MIME validation, and deployment ownership rules.</w:t>
+        <w:t>Fixed recurring image upload failures caused by staging and production permission differences by standardizing storage paths, MIME validation, file-size checks, and deployment ownership rules.</w:t>
       </w:r>
     </w:p>
     <w:p>
@@ -2305,7 +2463,21 @@
         <w:rPr>
           <w:szCs w:val="24"/>
         </w:rPr>
-        <w:t xml:space="preserve">Migrated older procedural PHP modules into </w:t>
+        <w:t xml:space="preserve">Migrated older procedural </w:t>
+      </w:r>
+      <w:r>
+        <w:rPr>
+          <w:b/>
+          <w:bCs/>
+          <w:szCs w:val="24"/>
+        </w:rPr>
+        <w:t>PHP</w:t>
+      </w:r>
+      <w:r>
+        <w:rPr>
+          <w:szCs w:val="24"/>
+        </w:rPr>
+        <w:t xml:space="preserve"> modules into </w:t>
       </w:r>
       <w:proofErr w:type="spellStart"/>
       <w:r>
@@ -2319,7 +2491,7 @@
         <w:rPr>
           <w:szCs w:val="24"/>
         </w:rPr>
-        <w:t xml:space="preserve"> controllers, service classes, and Blade templates, improving maintainability while keeping legacy URLs stable for SEO-sensitive pages.</w:t>
+        <w:t xml:space="preserve"> controllers, Blade templates, request validation, and service-style classes while keeping legacy URLs stable for SEO-sensitive client pages.</w:t>
       </w:r>
     </w:p>
     <w:p>
@@ -2338,7 +2510,7 @@
         <w:rPr>
           <w:szCs w:val="24"/>
         </w:rPr>
-        <w:t>Created custom admin tools for content approval, campaign scheduling, and user permissions, allowing non-technical staff to manage publishing workflows without developer support.</w:t>
+        <w:t>Created admin tools for content approval, campaign scheduling, subscriber management, and user permissions so non-technical staff could manage publishing workflows without developer support.</w:t>
       </w:r>
     </w:p>
     <w:p>
@@ -2357,11 +2529,13 @@
         <w:rPr>
           <w:szCs w:val="24"/>
         </w:rPr>
-        <w:t xml:space="preserve">Added </w:t>
+        <w:t xml:space="preserve">Added practical </w:t>
       </w:r>
       <w:proofErr w:type="spellStart"/>
       <w:r>
         <w:rPr>
+          <w:b/>
+          <w:bCs/>
           <w:szCs w:val="24"/>
         </w:rPr>
         <w:t>PHPUnit</w:t>
@@ -2369,9 +2543,17 @@
       <w:proofErr w:type="spellEnd"/>
       <w:r>
         <w:rPr>
-          <w:szCs w:val="24"/>
-        </w:rPr>
-        <w:t xml:space="preserve"> tests for authentication, contact forms, and campaign submission logic, reducing repeated regression bugs that previously appeared after small CMS updates.</w:t>
+          <w:b/>
+          <w:bCs/>
+          <w:szCs w:val="24"/>
+        </w:rPr>
+        <w:t xml:space="preserve"> 4.x–5.x</w:t>
+      </w:r>
+      <w:r>
+        <w:rPr>
+          <w:szCs w:val="24"/>
+        </w:rPr>
+        <w:t xml:space="preserve"> coverage for authentication, contact forms, subscription logic, and campaign submissions, reducing repeated regression bugs after CMS updates.</w:t>
       </w:r>
     </w:p>
     <w:p>
@@ -2404,7 +2586,7 @@
         <w:rPr>
           <w:szCs w:val="24"/>
         </w:rPr>
-        <w:t>, Google Analytics, and payment-related APIs through PHP service wrappers, making external integrations easier to test, monitor, and replace when client requirements changed.</w:t>
+        <w:t>, Google Analytics, and payment-related APIs through reusable PHP service wrappers, making external connections easier to test, monitor, and replace.</w:t>
       </w:r>
     </w:p>
     <w:p>
@@ -2423,7 +2605,7 @@
         <w:rPr>
           <w:szCs w:val="24"/>
         </w:rPr>
-        <w:t>Collaborated flexibly with designers, SEO specialists, and backend developers to deliver React widgets, PHP fixes, database updates, and deployment support within fast-moving agency timelines.</w:t>
+        <w:t>Collaborated flexibly with designers, SEO specialists, and backend developers to deliver PHP fixes, jQuery interactions, early React widgets, database updates, and deployment support.</w:t>
       </w:r>
     </w:p>
     <w:p>
@@ -2442,7 +2624,21 @@
         <w:rPr>
           <w:szCs w:val="24"/>
         </w:rPr>
-        <w:t>Improved security by patching SQL injection risks, escaping unsafe template output, strengthening validation rules, and applying OWASP practices across older PHP application areas.</w:t>
+        <w:t xml:space="preserve">Improved application security by patching </w:t>
+      </w:r>
+      <w:r>
+        <w:rPr>
+          <w:b/>
+          <w:bCs/>
+          <w:szCs w:val="24"/>
+        </w:rPr>
+        <w:t>SQL injection</w:t>
+      </w:r>
+      <w:r>
+        <w:rPr>
+          <w:szCs w:val="24"/>
+        </w:rPr>
+        <w:t xml:space="preserve"> risks, escaping unsafe template output, strengthening validation rules, and applying OWASP practices across older PHP areas.</w:t>
       </w:r>
     </w:p>
     <w:p>
@@ -4136,6 +4332,119 @@
     </w:lvl>
   </w:abstractNum>
   <w:abstractNum w:abstractNumId="10">
+    <w:nsid w:val="47C17938"/>
+    <w:multiLevelType w:val="hybridMultilevel"/>
+    <w:tmpl w:val="60D8CDA0"/>
+    <w:lvl w:ilvl="0" w:tplc="04090001">
+      <w:start w:val="1"/>
+      <w:numFmt w:val="bullet"/>
+      <w:lvlText w:val=""/>
+      <w:lvlJc w:val="left"/>
+      <w:pPr>
+        <w:ind w:left="360" w:hanging="360"/>
+      </w:pPr>
+      <w:rPr>
+        <w:rFonts w:ascii="Symbol" w:hAnsi="Symbol" w:hint="default"/>
+      </w:rPr>
+    </w:lvl>
+    <w:lvl w:ilvl="1" w:tplc="04090003" w:tentative="1">
+      <w:start w:val="1"/>
+      <w:numFmt w:val="bullet"/>
+      <w:lvlText w:val="o"/>
+      <w:lvlJc w:val="left"/>
+      <w:pPr>
+        <w:ind w:left="1080" w:hanging="360"/>
+      </w:pPr>
+      <w:rPr>
+        <w:rFonts w:ascii="Courier New" w:hAnsi="Courier New" w:cs="Courier New" w:hint="default"/>
+      </w:rPr>
+    </w:lvl>
+    <w:lvl w:ilvl="2" w:tplc="04090005" w:tentative="1">
+      <w:start w:val="1"/>
+      <w:numFmt w:val="bullet"/>
+      <w:lvlText w:val=""/>
+      <w:lvlJc w:val="left"/>
+      <w:pPr>
+        <w:ind w:left="1800" w:hanging="360"/>
+      </w:pPr>
+      <w:rPr>
+        <w:rFonts w:ascii="Wingdings" w:hAnsi="Wingdings" w:hint="default"/>
+      </w:rPr>
+    </w:lvl>
+    <w:lvl w:ilvl="3" w:tplc="04090001" w:tentative="1">
+      <w:start w:val="1"/>
+      <w:numFmt w:val="bullet"/>
+      <w:lvlText w:val=""/>
+      <w:lvlJc w:val="left"/>
+      <w:pPr>
+        <w:ind w:left="2520" w:hanging="360"/>
+      </w:pPr>
+      <w:rPr>
+        <w:rFonts w:ascii="Symbol" w:hAnsi="Symbol" w:hint="default"/>
+      </w:rPr>
+    </w:lvl>
+    <w:lvl w:ilvl="4" w:tplc="04090003" w:tentative="1">
+      <w:start w:val="1"/>
+      <w:numFmt w:val="bullet"/>
+      <w:lvlText w:val="o"/>
+      <w:lvlJc w:val="left"/>
+      <w:pPr>
+        <w:ind w:left="3240" w:hanging="360"/>
+      </w:pPr>
+      <w:rPr>
+        <w:rFonts w:ascii="Courier New" w:hAnsi="Courier New" w:cs="Courier New" w:hint="default"/>
+      </w:rPr>
+    </w:lvl>
+    <w:lvl w:ilvl="5" w:tplc="04090005" w:tentative="1">
+      <w:start w:val="1"/>
+      <w:numFmt w:val="bullet"/>
+      <w:lvlText w:val=""/>
+      <w:lvlJc w:val="left"/>
+      <w:pPr>
+        <w:ind w:left="3960" w:hanging="360"/>
+      </w:pPr>
+      <w:rPr>
+        <w:rFonts w:ascii="Wingdings" w:hAnsi="Wingdings" w:hint="default"/>
+      </w:rPr>
+    </w:lvl>
+    <w:lvl w:ilvl="6" w:tplc="04090001" w:tentative="1">
+      <w:start w:val="1"/>
+      <w:numFmt w:val="bullet"/>
+      <w:lvlText w:val=""/>
+      <w:lvlJc w:val="left"/>
+      <w:pPr>
+        <w:ind w:left="4680" w:hanging="360"/>
+      </w:pPr>
+      <w:rPr>
+        <w:rFonts w:ascii="Symbol" w:hAnsi="Symbol" w:hint="default"/>
+      </w:rPr>
+    </w:lvl>
+    <w:lvl w:ilvl="7" w:tplc="04090003" w:tentative="1">
+      <w:start w:val="1"/>
+      <w:numFmt w:val="bullet"/>
+      <w:lvlText w:val="o"/>
+      <w:lvlJc w:val="left"/>
+      <w:pPr>
+        <w:ind w:left="5400" w:hanging="360"/>
+      </w:pPr>
+      <w:rPr>
+        <w:rFonts w:ascii="Courier New" w:hAnsi="Courier New" w:cs="Courier New" w:hint="default"/>
+      </w:rPr>
+    </w:lvl>
+    <w:lvl w:ilvl="8" w:tplc="04090005" w:tentative="1">
+      <w:start w:val="1"/>
+      <w:numFmt w:val="bullet"/>
+      <w:lvlText w:val=""/>
+      <w:lvlJc w:val="left"/>
+      <w:pPr>
+        <w:ind w:left="6120" w:hanging="360"/>
+      </w:pPr>
+      <w:rPr>
+        <w:rFonts w:ascii="Wingdings" w:hAnsi="Wingdings" w:hint="default"/>
+      </w:rPr>
+    </w:lvl>
+  </w:abstractNum>
+  <w:abstractNum w:abstractNumId="11">
     <w:nsid w:val="4DED4689"/>
     <w:multiLevelType w:val="hybridMultilevel"/>
     <w:tmpl w:val="5A20F898"/>
@@ -4248,7 +4557,7 @@
       </w:rPr>
     </w:lvl>
   </w:abstractNum>
-  <w:abstractNum w:abstractNumId="11">
+  <w:abstractNum w:abstractNumId="12">
     <w:nsid w:val="50AD54AC"/>
     <w:multiLevelType w:val="hybridMultilevel"/>
     <w:tmpl w:val="3CDE64E2"/>
@@ -4361,7 +4670,7 @@
       </w:rPr>
     </w:lvl>
   </w:abstractNum>
-  <w:abstractNum w:abstractNumId="12">
+  <w:abstractNum w:abstractNumId="13">
     <w:nsid w:val="564F6FD0"/>
     <w:multiLevelType w:val="hybridMultilevel"/>
     <w:tmpl w:val="A364B766"/>
@@ -4474,7 +4783,7 @@
       </w:rPr>
     </w:lvl>
   </w:abstractNum>
-  <w:abstractNum w:abstractNumId="13">
+  <w:abstractNum w:abstractNumId="14">
     <w:nsid w:val="5C612C8B"/>
     <w:multiLevelType w:val="hybridMultilevel"/>
     <w:tmpl w:val="02AA90DE"/>
@@ -4587,7 +4896,7 @@
       </w:rPr>
     </w:lvl>
   </w:abstractNum>
-  <w:abstractNum w:abstractNumId="14">
+  <w:abstractNum w:abstractNumId="15">
     <w:nsid w:val="5FA03DC3"/>
     <w:multiLevelType w:val="hybridMultilevel"/>
     <w:tmpl w:val="6AD4A6C2"/>
@@ -4700,7 +5009,7 @@
       </w:rPr>
     </w:lvl>
   </w:abstractNum>
-  <w:abstractNum w:abstractNumId="15">
+  <w:abstractNum w:abstractNumId="16">
     <w:nsid w:val="60E046BA"/>
     <w:multiLevelType w:val="hybridMultilevel"/>
     <w:tmpl w:val="42529D7C"/>
@@ -4813,7 +5122,7 @@
       </w:rPr>
     </w:lvl>
   </w:abstractNum>
-  <w:abstractNum w:abstractNumId="16">
+  <w:abstractNum w:abstractNumId="17">
     <w:nsid w:val="6A50425C"/>
     <w:multiLevelType w:val="hybridMultilevel"/>
     <w:tmpl w:val="EE5281B0"/>
@@ -4926,7 +5235,7 @@
       </w:rPr>
     </w:lvl>
   </w:abstractNum>
-  <w:abstractNum w:abstractNumId="17">
+  <w:abstractNum w:abstractNumId="18">
     <w:nsid w:val="6A6F7D2B"/>
     <w:multiLevelType w:val="hybridMultilevel"/>
     <w:tmpl w:val="75A0D636"/>
@@ -5039,7 +5348,7 @@
       </w:rPr>
     </w:lvl>
   </w:abstractNum>
-  <w:abstractNum w:abstractNumId="18">
+  <w:abstractNum w:abstractNumId="19">
     <w:nsid w:val="6BB300E2"/>
     <w:multiLevelType w:val="hybridMultilevel"/>
     <w:tmpl w:val="0C6AA49E"/>
@@ -5152,7 +5461,7 @@
       </w:rPr>
     </w:lvl>
   </w:abstractNum>
-  <w:abstractNum w:abstractNumId="19">
+  <w:abstractNum w:abstractNumId="20">
     <w:nsid w:val="70634E35"/>
     <w:multiLevelType w:val="hybridMultilevel"/>
     <w:tmpl w:val="032E34EA"/>
@@ -5265,7 +5574,7 @@
       </w:rPr>
     </w:lvl>
   </w:abstractNum>
-  <w:abstractNum w:abstractNumId="20">
+  <w:abstractNum w:abstractNumId="21">
     <w:nsid w:val="74675B2C"/>
     <w:multiLevelType w:val="hybridMultilevel"/>
     <w:tmpl w:val="CA4A17F6"/>
@@ -5378,7 +5687,7 @@
       </w:rPr>
     </w:lvl>
   </w:abstractNum>
-  <w:abstractNum w:abstractNumId="21">
+  <w:abstractNum w:abstractNumId="22">
     <w:nsid w:val="7A2F30BB"/>
     <w:multiLevelType w:val="hybridMultilevel"/>
     <w:tmpl w:val="733085D4"/>
@@ -5491,7 +5800,7 @@
       </w:rPr>
     </w:lvl>
   </w:abstractNum>
-  <w:abstractNum w:abstractNumId="22">
+  <w:abstractNum w:abstractNumId="23">
     <w:nsid w:val="7FE72477"/>
     <w:multiLevelType w:val="hybridMultilevel"/>
     <w:tmpl w:val="BDC6FB42"/>
@@ -5607,10 +5916,10 @@
     <w:abstractNumId w:val="9"/>
   </w:num>
   <w:num w:numId="2">
-    <w:abstractNumId w:val="22"/>
+    <w:abstractNumId w:val="23"/>
   </w:num>
   <w:num w:numId="3">
-    <w:abstractNumId w:val="14"/>
+    <w:abstractNumId w:val="15"/>
   </w:num>
   <w:num w:numId="4">
     <w:abstractNumId w:val="0"/>
@@ -5619,46 +5928,46 @@
     <w:abstractNumId w:val="4"/>
   </w:num>
   <w:num w:numId="6">
-    <w:abstractNumId w:val="15"/>
+    <w:abstractNumId w:val="16"/>
   </w:num>
   <w:num w:numId="7">
     <w:abstractNumId w:val="1"/>
   </w:num>
   <w:num w:numId="8">
-    <w:abstractNumId w:val="18"/>
+    <w:abstractNumId w:val="19"/>
   </w:num>
   <w:num w:numId="9">
-    <w:abstractNumId w:val="16"/>
+    <w:abstractNumId w:val="17"/>
   </w:num>
   <w:num w:numId="10">
-    <w:abstractNumId w:val="19"/>
+    <w:abstractNumId w:val="20"/>
   </w:num>
   <w:num w:numId="11">
-    <w:abstractNumId w:val="20"/>
+    <w:abstractNumId w:val="21"/>
   </w:num>
   <w:num w:numId="12">
-    <w:abstractNumId w:val="21"/>
+    <w:abstractNumId w:val="22"/>
   </w:num>
   <w:num w:numId="13">
-    <w:abstractNumId w:val="12"/>
+    <w:abstractNumId w:val="13"/>
   </w:num>
   <w:num w:numId="14">
     <w:abstractNumId w:val="6"/>
   </w:num>
   <w:num w:numId="15">
-    <w:abstractNumId w:val="13"/>
+    <w:abstractNumId w:val="14"/>
   </w:num>
   <w:num w:numId="16">
     <w:abstractNumId w:val="7"/>
   </w:num>
   <w:num w:numId="17">
-    <w:abstractNumId w:val="10"/>
+    <w:abstractNumId w:val="11"/>
   </w:num>
   <w:num w:numId="18">
     <w:abstractNumId w:val="2"/>
   </w:num>
   <w:num w:numId="19">
-    <w:abstractNumId w:val="11"/>
+    <w:abstractNumId w:val="12"/>
   </w:num>
   <w:num w:numId="20">
     <w:abstractNumId w:val="3"/>
@@ -5667,10 +5976,13 @@
     <w:abstractNumId w:val="5"/>
   </w:num>
   <w:num w:numId="22">
-    <w:abstractNumId w:val="17"/>
+    <w:abstractNumId w:val="18"/>
   </w:num>
   <w:num w:numId="23">
     <w:abstractNumId w:val="8"/>
+  </w:num>
+  <w:num w:numId="24">
+    <w:abstractNumId w:val="10"/>
   </w:num>
 </w:numbering>
 </file>

--- a/Rodrigo/React PHP/Rodrigo Fernandez.docx
+++ b/Rodrigo/React PHP/Rodrigo Fernandez.docx
@@ -179,13 +179,15 @@
         <w:rPr>
           <w:szCs w:val="24"/>
         </w:rPr>
-        <w:t>www.linkedin.com/in/rodrigobermejo-fernández-9a5a0664</w:t>
-      </w:r>
-      <w:r>
-        <w:rPr>
-          <w:szCs w:val="24"/>
-        </w:rPr>
-        <w:t xml:space="preserve"> | </w:t>
+        <w:t>https://www.linkedin.com/in/rodrigo-bermejo-fern%C3%A1ndez-9a5a0664/</w:t>
+      </w:r>
+      <w:bookmarkStart w:id="0" w:name="_GoBack"/>
+      <w:bookmarkEnd w:id="0"/>
+      <w:r>
+        <w:rPr>
+          <w:szCs w:val="24"/>
+        </w:rPr>
+        <w:t xml:space="preserve">| </w:t>
       </w:r>
       <w:r>
         <w:rPr>
@@ -2199,8 +2201,6 @@
           <w:szCs w:val="24"/>
         </w:rPr>
       </w:pPr>
-      <w:bookmarkStart w:id="0" w:name="_GoBack"/>
-      <w:bookmarkEnd w:id="0"/>
     </w:p>
     <w:p>
       <w:pPr>

--- a/Rodrigo/React PHP/Rodrigo Fernandez.docx
+++ b/Rodrigo/React PHP/Rodrigo Fernandez.docx
@@ -155,6 +155,11 @@
           <w:szCs w:val="24"/>
         </w:rPr>
         <w:br/>
+      </w:r>
+      <w:r>
+        <w:rPr>
+          <w:szCs w:val="24"/>
+        </w:rPr>
         <w:t xml:space="preserve">Katy, Texas </w:t>
       </w:r>
       <w:r>
@@ -167,34 +172,40 @@
         <w:rPr>
           <w:szCs w:val="24"/>
         </w:rPr>
-        <w:t>+1 (407) 801-1287</w:t>
-      </w:r>
-      <w:r>
-        <w:rPr>
-          <w:szCs w:val="24"/>
-        </w:rPr>
-        <w:t xml:space="preserve"> | </w:t>
+        <w:t>+</w:t>
+      </w:r>
+      <w:r>
+        <w:rPr>
+          <w:szCs w:val="24"/>
+        </w:rPr>
+        <w:t>1 (430) 279-2231</w:t>
+      </w:r>
+      <w:r>
+        <w:rPr>
+          <w:szCs w:val="24"/>
+        </w:rPr>
+        <w:t xml:space="preserve">| </w:t>
       </w:r>
       <w:r>
         <w:rPr>
           <w:szCs w:val="24"/>
         </w:rPr>
         <w:t>https://www.linkedin.com/in/rodrigo-bermejo-fern%C3%A1ndez-9a5a0664/</w:t>
+      </w:r>
+      <w:r>
+        <w:rPr>
+          <w:szCs w:val="24"/>
+        </w:rPr>
+        <w:t xml:space="preserve">| </w:t>
+      </w:r>
+      <w:r>
+        <w:rPr>
+          <w:szCs w:val="24"/>
+        </w:rPr>
+        <w:t>rodrigobfdev@gmail.com</w:t>
       </w:r>
       <w:bookmarkStart w:id="0" w:name="_GoBack"/>
       <w:bookmarkEnd w:id="0"/>
-      <w:r>
-        <w:rPr>
-          <w:szCs w:val="24"/>
-        </w:rPr>
-        <w:t xml:space="preserve">| </w:t>
-      </w:r>
-      <w:r>
-        <w:rPr>
-          <w:szCs w:val="24"/>
-        </w:rPr>
-        <w:t>rodrigobfdev@gmail.com</w:t>
-      </w:r>
     </w:p>
     <w:p>
       <w:pPr>
